--- a/assets/client_contracts/master_template_hourly_flat_rate.docx
+++ b/assets/client_contracts/master_template_hourly_flat_rate.docx
@@ -2466,6 +2466,135 @@
           <w:rFonts w:ascii="微軟正黑體" w:eastAsia="微軟正黑體" w:hAnsi="微軟正黑體"/>
         </w:rPr>
       </w:pPr>
+    </w:p>
+    <w:p>
+      <w:r>
+        <w:t xml:space="preserve">{% if include_exhibit_two %}</w:t>
+      </w:r>
+    </w:p>
+    <w:p>
+      <w:r>
+        <w:t xml:space="preserve">附件二：</w:t>
+      </w:r>
+    </w:p>
+    <w:p>
+      <w:r>
+        <w:t xml:space="preserve">轉正費用計算如下：</w:t>
+      </w:r>
+    </w:p>
+    <w:tbl>
+      <w:tblPr>
+        <w:tblStyle w:val="ab"/>
+        <w:tblW w:type="auto" w:w="0"/>
+        <w:tblLook w:firstColumn="1" w:firstRow="1" w:lastColumn="0" w:lastRow="0" w:noHBand="0" w:noVBand="1" w:val="04A0"/>
+      </w:tblPr>
+      <w:tblGrid>
+        <w:gridCol w:w="3497"/>
+        <w:gridCol w:w="3497"/>
+        <w:gridCol w:w="3497"/>
+      </w:tblGrid>
+      <w:tr>
+        <w:tc>
+          <w:tcPr>
+            <w:tcW w:type="dxa" w:w="3497"/>
+          </w:tcPr>
+          <w:p>
+            <w:r>
+              <w:t>項目</w:t>
+            </w:r>
+          </w:p>
+        </w:tc>
+        <w:tc>
+          <w:tcPr>
+            <w:tcW w:type="dxa" w:w="3497"/>
+          </w:tcPr>
+          <w:p>
+            <w:r>
+              <w:t>任職月數</w:t>
+            </w:r>
+          </w:p>
+        </w:tc>
+        <w:tc>
+          <w:tcPr>
+            <w:tcW w:type="dxa" w:w="3497"/>
+          </w:tcPr>
+          <w:p>
+            <w:r>
+              <w:t>金額</w:t>
+            </w:r>
+          </w:p>
+        </w:tc>
+      </w:tr>
+      <w:tr>
+        <w:tc>
+          <w:tcPr>
+            <w:tcW w:type="dxa" w:w="3497"/>
+            <w:vMerge w:val="restart"/>
+          </w:tcPr>
+          <w:p>
+            <w:r>
+              <w:t>轉正費</w:t>
+            </w:r>
+          </w:p>
+          <w:p>
+            <w:r/>
+          </w:p>
+        </w:tc>
+        <w:tc>
+          <w:tcPr>
+            <w:tcW w:type="dxa" w:w="3497"/>
+          </w:tcPr>
+          <w:p>
+            <w:r>
+              <w:t>任職{{ exhibit_two_months }}個月內</w:t>
+            </w:r>
+          </w:p>
+        </w:tc>
+        <w:tc>
+          <w:tcPr>
+            <w:tcW w:type="dxa" w:w="3497"/>
+          </w:tcPr>
+          <w:p>
+            <w:r>
+              <w:t>每人{{ exhibit_two_amount }}元</w:t>
+            </w:r>
+          </w:p>
+        </w:tc>
+      </w:tr>
+      <w:tr>
+        <w:tc>
+          <w:tcPr>
+            <w:tcW w:type="dxa" w:w="3497"/>
+            <w:vMerge/>
+          </w:tcPr>
+          <w:p/>
+        </w:tc>
+        <w:tc>
+          <w:tcPr>
+            <w:tcW w:type="dxa" w:w="3497"/>
+          </w:tcPr>
+          <w:p>
+            <w:r>
+              <w:t>任職{{ exhibit_two_months }}個月以上</w:t>
+            </w:r>
+          </w:p>
+        </w:tc>
+        <w:tc>
+          <w:tcPr>
+            <w:tcW w:type="dxa" w:w="3497"/>
+          </w:tcPr>
+          <w:p>
+            <w:r>
+              <w:t>0元</w:t>
+            </w:r>
+          </w:p>
+        </w:tc>
+      </w:tr>
+    </w:tbl>
+    <w:p>
+      <w:r>
+        <w:t xml:space="preserve">{% endif %}</w:t>
+      </w:r>
     </w:p>
     <w:sectPr>
       <w:pgSz w:w="11906" w:h="16838"/>
